--- a/downloads/documents/05 Materials/Unit 07/Slides/Slides 07.01 - The Resume and the Three-Part Bullet.docx
+++ b/downloads/documents/05 Materials/Unit 07/Slides/Slides 07.01 - The Resume and the Three-Part Bullet.docx
@@ -445,7 +445,7 @@
         <w:t xml:space="preserve"> </w:t>
       </w:r>
       <w:r>
-        <w:t xml:space="preserve">and say that a student who speaks Turkish, Portuguese, or Spanish has a skill an employer pays for.</w:t>
+        <w:t xml:space="preserve">and say that a student who speaks another language has a skill an employer pays for.</w:t>
       </w:r>
     </w:p>
     <w:p>

--- a/downloads/documents/05 Materials/Unit 07/Slides/Slides 07.01 - The Resume and the Three-Part Bullet.docx
+++ b/downloads/documents/05 Materials/Unit 07/Slides/Slides 07.01 - The Resume and the Three-Part Bullet.docx
@@ -203,7 +203,7 @@
         <w:pStyle w:val="Compact"/>
       </w:pPr>
       <w:r>
-        <w:t xml:space="preserve">Sometimes a computer reads it before a person does</w:t>
+        <w:t xml:space="preserve">Sometimes a computer reads it before a person does, looking for key words</w:t>
       </w:r>
     </w:p>
     <w:p>
@@ -1016,7 +1016,7 @@
         <w:t xml:space="preserve"> </w:t>
       </w:r>
       <w:r>
-        <w:t xml:space="preserve">Notes: This slide is the argument of the whole unit. Leave it up during the mining. Point at it when a student says they have nothing.</w:t>
+        <w:t xml:space="preserve">Notes: This slide is the argument of the whole unit. Leave it up during the folder mining (Step 4). Point at it when a student says they have nothing.</w:t>
       </w:r>
     </w:p>
     <w:p>
@@ -1074,7 +1074,7 @@
         <w:pStyle w:val="Compact"/>
       </w:pPr>
       <w:r>
-        <w:t xml:space="preserve">One question about tomorrow</w:t>
+        <w:t xml:space="preserve">One question you still have</w:t>
       </w:r>
     </w:p>
     <w:p>
